--- a/docs/USE_CASES.docx
+++ b/docs/USE_CASES.docx
@@ -82,7 +82,7 @@
         <w:t xml:space="preserve">Read-only by design. </w:t>
       </w:r>
       <w:r>
-        <w:t xml:space="preserve">The server can never modify data. SELECT / WITH only — every write, DDL, procedure call, row-lock, or multi-statement input is rejected before it reaches the database.</w:t>
+        <w:t xml:space="preserve">The server can never modify data. Only SELECT / WITH / EXPLAIN statements are allowed; every write, DDL, procedure call, data-modifying CTE, SELECT INTO, row-lock, or multi-statement input is rejected before it reaches the database.</w:t>
       </w:r>
     </w:p>
     <w:p>
@@ -159,10 +159,10 @@
           <w:b/>
           <w:bCs/>
         </w:rPr>
-        <w:t xml:space="preserve">Bounded output. </w:t>
-      </w:r>
-      <w:r>
-        <w:t xml:space="preserve">Every result is row-capped so a stray SELECT * can’t flood your session.</w:t>
+        <w:t xml:space="preserve">Bounded and resilient. </w:t>
+      </w:r>
+      <w:r>
+        <w:t xml:space="preserve">Every result is row-capped, queries run in a rolled-back transaction with a best-effort timeout, and database errors come back as concise messages rather than stack traces.</w:t>
       </w:r>
     </w:p>
     <w:p>
@@ -335,7 +335,99 @@
           </w:tcPr>
           <w:p>
             <w:r>
-              <w:t xml:space="preserve">List schemas, tables/views (filterable), and full column/PK definitions.</w:t>
+              <w:t xml:space="preserve">List schemas, tables/views, and full column definitions.</w:t>
+            </w:r>
+          </w:p>
+        </w:tc>
+      </w:tr>
+      <w:tr>
+        <w:tc>
+          <w:tcPr>
+            <w:tcW w:type="dxa" w:w="2700"/>
+            <w:tcBorders>
+              <w:top w:val="single" w:color="CCCCCC" w:sz="1"/>
+              <w:left w:val="single" w:color="CCCCCC" w:sz="1"/>
+              <w:bottom w:val="single" w:color="CCCCCC" w:sz="1"/>
+              <w:right w:val="single" w:color="CCCCCC" w:sz="1"/>
+            </w:tcBorders>
+            <w:tcMar>
+              <w:top w:type="dxa" w:w="60"/>
+              <w:left w:type="dxa" w:w="120"/>
+              <w:bottom w:type="dxa" w:w="60"/>
+              <w:right w:type="dxa" w:w="120"/>
+            </w:tcMar>
+          </w:tcPr>
+          <w:p>
+            <w:r>
+              <w:t xml:space="preserve">Relationships</w:t>
+            </w:r>
+          </w:p>
+        </w:tc>
+        <w:tc>
+          <w:tcPr>
+            <w:tcW w:type="dxa" w:w="6660"/>
+            <w:tcBorders>
+              <w:top w:val="single" w:color="CCCCCC" w:sz="1"/>
+              <w:left w:val="single" w:color="CCCCCC" w:sz="1"/>
+              <w:bottom w:val="single" w:color="CCCCCC" w:sz="1"/>
+              <w:right w:val="single" w:color="CCCCCC" w:sz="1"/>
+            </w:tcBorders>
+            <w:tcMar>
+              <w:top w:type="dxa" w:w="60"/>
+              <w:left w:type="dxa" w:w="120"/>
+              <w:bottom w:type="dxa" w:w="60"/>
+              <w:right w:type="dxa" w:w="120"/>
+            </w:tcMar>
+          </w:tcPr>
+          <w:p>
+            <w:r>
+              <w:t xml:space="preserve">describe_table surfaces primary keys, foreign keys, indexes, and comments.</w:t>
+            </w:r>
+          </w:p>
+        </w:tc>
+      </w:tr>
+      <w:tr>
+        <w:tc>
+          <w:tcPr>
+            <w:tcW w:type="dxa" w:w="2700"/>
+            <w:tcBorders>
+              <w:top w:val="single" w:color="CCCCCC" w:sz="1"/>
+              <w:left w:val="single" w:color="CCCCCC" w:sz="1"/>
+              <w:bottom w:val="single" w:color="CCCCCC" w:sz="1"/>
+              <w:right w:val="single" w:color="CCCCCC" w:sz="1"/>
+            </w:tcBorders>
+            <w:tcMar>
+              <w:top w:type="dxa" w:w="60"/>
+              <w:left w:type="dxa" w:w="120"/>
+              <w:bottom w:type="dxa" w:w="60"/>
+              <w:right w:type="dxa" w:w="120"/>
+            </w:tcMar>
+          </w:tcPr>
+          <w:p>
+            <w:r>
+              <w:t xml:space="preserve">Data preview</w:t>
+            </w:r>
+          </w:p>
+        </w:tc>
+        <w:tc>
+          <w:tcPr>
+            <w:tcW w:type="dxa" w:w="6660"/>
+            <w:tcBorders>
+              <w:top w:val="single" w:color="CCCCCC" w:sz="1"/>
+              <w:left w:val="single" w:color="CCCCCC" w:sz="1"/>
+              <w:bottom w:val="single" w:color="CCCCCC" w:sz="1"/>
+              <w:right w:val="single" w:color="CCCCCC" w:sz="1"/>
+            </w:tcBorders>
+            <w:tcMar>
+              <w:top w:type="dxa" w:w="60"/>
+              <w:left w:type="dxa" w:w="120"/>
+              <w:bottom w:type="dxa" w:w="60"/>
+              <w:right w:type="dxa" w:w="120"/>
+            </w:tcMar>
+          </w:tcPr>
+          <w:p>
+            <w:r>
+              <w:t xml:space="preserve">get_table_sample returns a safely-quoted, row-capped sample of any table.</w:t>
             </w:r>
           </w:p>
         </w:tc>
@@ -381,7 +473,7 @@
           </w:tcPr>
           <w:p>
             <w:r>
-              <w:t xml:space="preserve">Parameterized SELECT / WITH with bind variables.</w:t>
+              <w:t xml:space="preserve">Parameterized SELECT / WITH / EXPLAIN with bind variables.</w:t>
             </w:r>
           </w:p>
         </w:tc>
@@ -405,7 +497,7 @@
           </w:tcPr>
           <w:p>
             <w:r>
-              <w:t xml:space="preserve">Safety enforcement</w:t>
+              <w:t xml:space="preserve">Precise safety</w:t>
             </w:r>
           </w:p>
         </w:tc>
@@ -427,7 +519,7 @@
           </w:tcPr>
           <w:p>
             <w:r>
-              <w:t xml:space="preserve">Allowlist validation; comments &amp; string literals stripped before checks.</w:t>
+              <w:t xml:space="preserve">Allowlist validation that blocks writes yet allows columns named 'comment' and functions like REPLACE().</w:t>
             </w:r>
           </w:p>
         </w:tc>
@@ -497,98 +589,6 @@
           </w:tcPr>
           <w:p>
             <w:r>
-              <w:t xml:space="preserve">Transaction safety</w:t>
-            </w:r>
-          </w:p>
-        </w:tc>
-        <w:tc>
-          <w:tcPr>
-            <w:tcW w:type="dxa" w:w="6660"/>
-            <w:tcBorders>
-              <w:top w:val="single" w:color="CCCCCC" w:sz="1"/>
-              <w:left w:val="single" w:color="CCCCCC" w:sz="1"/>
-              <w:bottom w:val="single" w:color="CCCCCC" w:sz="1"/>
-              <w:right w:val="single" w:color="CCCCCC" w:sz="1"/>
-            </w:tcBorders>
-            <w:tcMar>
-              <w:top w:type="dxa" w:w="60"/>
-              <w:left w:type="dxa" w:w="120"/>
-              <w:bottom w:type="dxa" w:w="60"/>
-              <w:right w:type="dxa" w:w="120"/>
-            </w:tcMar>
-          </w:tcPr>
-          <w:p>
-            <w:r>
-              <w:t xml:space="preserve">Every query runs in a transaction that is always rolled back.</w:t>
-            </w:r>
-          </w:p>
-        </w:tc>
-      </w:tr>
-      <w:tr>
-        <w:tc>
-          <w:tcPr>
-            <w:tcW w:type="dxa" w:w="2700"/>
-            <w:tcBorders>
-              <w:top w:val="single" w:color="CCCCCC" w:sz="1"/>
-              <w:left w:val="single" w:color="CCCCCC" w:sz="1"/>
-              <w:bottom w:val="single" w:color="CCCCCC" w:sz="1"/>
-              <w:right w:val="single" w:color="CCCCCC" w:sz="1"/>
-            </w:tcBorders>
-            <w:tcMar>
-              <w:top w:type="dxa" w:w="60"/>
-              <w:left w:type="dxa" w:w="120"/>
-              <w:bottom w:type="dxa" w:w="60"/>
-              <w:right w:type="dxa" w:w="120"/>
-            </w:tcMar>
-          </w:tcPr>
-          <w:p>
-            <w:r>
-              <w:t xml:space="preserve">No client install</w:t>
-            </w:r>
-          </w:p>
-        </w:tc>
-        <w:tc>
-          <w:tcPr>
-            <w:tcW w:type="dxa" w:w="6660"/>
-            <w:tcBorders>
-              <w:top w:val="single" w:color="CCCCCC" w:sz="1"/>
-              <w:left w:val="single" w:color="CCCCCC" w:sz="1"/>
-              <w:bottom w:val="single" w:color="CCCCCC" w:sz="1"/>
-              <w:right w:val="single" w:color="CCCCCC" w:sz="1"/>
-            </w:tcBorders>
-            <w:tcMar>
-              <w:top w:type="dxa" w:w="60"/>
-              <w:left w:type="dxa" w:w="120"/>
-              <w:bottom w:type="dxa" w:w="60"/>
-              <w:right w:type="dxa" w:w="120"/>
-            </w:tcMar>
-          </w:tcPr>
-          <w:p>
-            <w:r>
-              <w:t xml:space="preserve">Oracle thin mode; SQLite built-in; other drivers via pip extras.</w:t>
-            </w:r>
-          </w:p>
-        </w:tc>
-      </w:tr>
-      <w:tr>
-        <w:tc>
-          <w:tcPr>
-            <w:tcW w:type="dxa" w:w="2700"/>
-            <w:tcBorders>
-              <w:top w:val="single" w:color="CCCCCC" w:sz="1"/>
-              <w:left w:val="single" w:color="CCCCCC" w:sz="1"/>
-              <w:bottom w:val="single" w:color="CCCCCC" w:sz="1"/>
-              <w:right w:val="single" w:color="CCCCCC" w:sz="1"/>
-            </w:tcBorders>
-            <w:tcMar>
-              <w:top w:type="dxa" w:w="60"/>
-              <w:left w:type="dxa" w:w="120"/>
-              <w:bottom w:type="dxa" w:w="60"/>
-              <w:right w:type="dxa" w:w="120"/>
-            </w:tcMar>
-          </w:tcPr>
-          <w:p>
-            <w:r>
               <w:t xml:space="preserve">Type-safe output</w:t>
             </w:r>
           </w:p>
@@ -654,7 +654,7 @@
         <w:spacing w:after="120"/>
       </w:pPr>
       <w:r>
-        <w:t xml:space="preserve">Runs a single read-only SELECT / WITH statement.</w:t>
+        <w:t xml:space="preserve">Runs a single read-only SELECT / WITH / EXPLAIN statement.</w:t>
       </w:r>
     </w:p>
     <w:p>
@@ -675,7 +675,7 @@
         <w:t xml:space="preserve">sql</w:t>
       </w:r>
       <w:r>
-        <w:t xml:space="preserve"> — one statement; no DML/DDL/procedure calls.</w:t>
+        <w:t xml:space="preserve"> — one statement; no DML/DDL/procedure calls. EXPLAIN is allowed for query-plan inspection.</w:t>
       </w:r>
     </w:p>
     <w:p>
@@ -777,7 +777,7 @@
         <w:spacing w:after="120"/>
       </w:pPr>
       <w:r>
-        <w:t xml:space="preserve">Lists tables and views. Omit schema for the connection’s default schema; pass '*' to scan all schemas. name_like is a case-insensitive substring filter (e.g. “INVOICE”).</w:t>
+        <w:t xml:space="preserve">Lists tables and views (each tagged with its type). Omit schema for the connection’s default schema; pass '*' to scan all schemas. name_like is a case-insensitive substring filter.</w:t>
       </w:r>
     </w:p>
     <w:p>
@@ -793,7 +793,23 @@
         <w:spacing w:after="120"/>
       </w:pPr>
       <w:r>
-        <w:t xml:space="preserve">Returns column definitions (name, type, nullability, default) plus the primary-key columns for a table or view.</w:t>
+        <w:t xml:space="preserve">Returns the full structure of a table or view: columns (name, type, nullability, default, comment), primary key, foreign keys (with referenced table and columns), indexes, and the table comment. Foreign keys make relationships explicit, which is often the hardest thing to discover in a large schema.</w:t>
+      </w:r>
+    </w:p>
+    <w:p>
+      <w:pPr>
+        <w:pStyle w:val="Heading2"/>
+      </w:pPr>
+      <w:r>
+        <w:t xml:space="preserve">get_table_sample(table_name, schema?, limit?)</w:t>
+      </w:r>
+    </w:p>
+    <w:p>
+      <w:pPr>
+        <w:spacing w:after="120"/>
+      </w:pPr>
+      <w:r>
+        <w:t xml:space="preserve">Returns a small sample of rows from a table or view. The fastest way to see what a table actually contains. Identifiers are safely quoted; the query is read-only and row-capped.</w:t>
       </w:r>
     </w:p>
     <w:p>
@@ -817,7 +833,7 @@
         <w:spacing w:after="120"/>
       </w:pPr>
       <w:r>
-        <w:t xml:space="preserve">Large databases accumulate hundreds of tables with cryptic names and undocumented relationships. Instead of spelunking by hand, ask: “What tables are in the SALES schema? Describe the ones related to orders.” The assistant maps the structure with list_tables + describe_table and explains it in plain language.</w:t>
+        <w:t xml:space="preserve">Large databases accumulate hundreds of tables with cryptic names and undocumented relationships. Ask: “What tables are in the SALES schema? Describe the ones related to orders.” The assistant maps the structure with list_tables and describe_table — including foreign keys and indexes — and explains it in plain language.</w:t>
       </w:r>
     </w:p>
     <w:p>
@@ -833,7 +849,7 @@
         <w:spacing w:after="120"/>
       </w:pPr>
       <w:r>
-        <w:t xml:space="preserve">Before writing a query or a load script, you need to know which table and column a field belongs in. Ask: “Where is a customer’s billing address stored, and what are the column names?” The assistant inspects the real schema and a few sample rows to confirm — so your mapping is grounded in the actual data, not a guess.</w:t>
+        <w:t xml:space="preserve">Ask: “Where is a customer’s billing address stored, and what are the column names?” The assistant inspects the real schema and samples rows with get_table_sample, so your mapping is grounded in the actual data, not a guess.</w:t>
       </w:r>
     </w:p>
     <w:p>
@@ -849,7 +865,7 @@
         <w:spacing w:after="120"/>
       </w:pPr>
       <w:r>
-        <w:t xml:space="preserve">Because the assistant can see the true structure, it writes queries that match your schema and catches mistakes early. It validates names against describe_table, runs the query read-only, inspects the result shape, and iterates — turning a write-run-fix loop into a conversation.</w:t>
+        <w:t xml:space="preserve">The assistant writes queries that match your schema and catches mistakes early. It validates names against describe_table, runs the query read-only, can EXPLAIN the plan to spot slow paths, and iterates — turning a write-run-fix loop into a conversation.</w:t>
       </w:r>
     </w:p>
     <w:p>
@@ -865,7 +881,7 @@
         <w:spacing w:after="120"/>
       </w:pPr>
       <w:r>
-        <w:t xml:space="preserve">Connect a source and a target database (see the configuration guide for the two-instance setup). Then: “Here’s my field mapping from SOURCE.CUSTOMERS to TARGET.CLIENT. Generate the migration script.” The assistant reads both schemas, applies your transformation logic, and writes the migration / INSERT / MERGE scripts — validated against the real structure on both sides.</w:t>
+        <w:t xml:space="preserve">Connect a source and a target database (see the configuration guide). Then: “Here’s my field mapping from SOURCE.CUSTOMERS to TARGET.CLIENT. Generate the migration script.” The assistant reads both schemas, applies your transformation logic, and writes the migration / INSERT / MERGE scripts — validated against the real structure on both sides.</w:t>
       </w:r>
     </w:p>
     <w:p>
@@ -884,7 +900,7 @@
           <w:i/>
           <w:iCs/>
         </w:rPr>
-        <w:t xml:space="preserve">The server is read-only and will never execute writes. It generates the scripts; you (or your data pipeline) review and run them against the target. This keeps a human in the loop for anything that changes data.</w:t>
+        <w:t xml:space="preserve">The server is read-only and will never execute writes. It generates the scripts; you (or your data pipeline) review and run them. This keeps a human in the loop for anything that changes data.</w:t>
       </w:r>
     </w:p>
     <w:p>
@@ -963,20 +979,33 @@
         <w:spacing w:after="60"/>
       </w:pPr>
       <w:r>
-        <w:t xml:space="preserve">Describe the ORDERS table — columns, types, and primary key.</w:t>
-      </w:r>
-    </w:p>
-    <w:p>
-      <w:pPr>
-        <w:pStyle w:val="ListParagraph"/>
-        <w:numPr>
-          <w:ilvl w:val="0"/>
-          <w:numId w:val="2"/>
-        </w:numPr>
-        <w:spacing w:after="60"/>
-      </w:pPr>
-      <w:r>
-        <w:t xml:space="preserve">Show me 5 sample rows from CUSTOMERS so I understand the data.</w:t>
+        <w:t xml:space="preserve">Describe the ORDERS table, including its foreign keys and indexes.</w:t>
+      </w:r>
+    </w:p>
+    <w:p>
+      <w:pPr>
+        <w:pStyle w:val="ListParagraph"/>
+        <w:numPr>
+          <w:ilvl w:val="0"/>
+          <w:numId w:val="2"/>
+        </w:numPr>
+        <w:spacing w:after="60"/>
+      </w:pPr>
+      <w:r>
+        <w:t xml:space="preserve">Show me a sample of 5 rows from CUSTOMERS.</w:t>
+      </w:r>
+    </w:p>
+    <w:p>
+      <w:pPr>
+        <w:pStyle w:val="ListParagraph"/>
+        <w:numPr>
+          <w:ilvl w:val="0"/>
+          <w:numId w:val="2"/>
+        </w:numPr>
+        <w:spacing w:after="60"/>
+      </w:pPr>
+      <w:r>
+        <w:t xml:space="preserve">EXPLAIN this query and tell me if it will use an index.</w:t>
       </w:r>
     </w:p>
     <w:p>
@@ -1031,7 +1060,7 @@
         <w:spacing w:after="60"/>
       </w:pPr>
       <w:r>
-        <w:t xml:space="preserve">Comments (-- ... and /* ... */) and string-literal contents are stripped, so forbidden keywords can’t be hidden inside them.</w:t>
+        <w:t xml:space="preserve">Comments and string-literal contents are stripped, so keywords can’t be hidden inside them.</w:t>
       </w:r>
     </w:p>
     <w:p>
@@ -1044,7 +1073,7 @@
         <w:spacing w:after="60"/>
       </w:pPr>
       <w:r>
-        <w:t xml:space="preserve">The statement must begin with SELECT or WITH.</w:t>
+        <w:t xml:space="preserve">The statement must begin with SELECT, WITH, or EXPLAIN.</w:t>
       </w:r>
     </w:p>
     <w:p>
@@ -1057,7 +1086,7 @@
         <w:spacing w:after="60"/>
       </w:pPr>
       <w:r>
-        <w:t xml:space="preserve">Rejected outright: INSERT, UPDATE, DELETE, MERGE, CREATE, ALTER, DROP, TRUNCATE, GRANT, REVOKE, COMMIT, ROLLBACK, procedural blocks (BEGIN/DECLARE/CALL/EXECUTE), FOR UPDATE (row locks), SELECT ... INTO, and any multi-statement input.</w:t>
+        <w:t xml:space="preserve">Rejected: INSERT, UPDATE, DELETE, MERGE, CREATE, ALTER, DROP, TRUNCATE, GRANT, REVOKE, CALL, data-modifying CTEs, SELECT ... INTO, FOR UPDATE (row locks), and any multi-statement input.</w:t>
       </w:r>
     </w:p>
     <w:p>
@@ -1070,7 +1099,20 @@
         <w:spacing w:after="60"/>
       </w:pPr>
       <w:r>
-        <w:t xml:space="preserve">Every query runs in a transaction that is rolled back when it returns to the pool.</w:t>
+        <w:t xml:space="preserve">Common column names (such as 'comment') and functions (such as REPLACE) are correctly allowed — the validator targets real SQL verbs, not substrings.</w:t>
+      </w:r>
+    </w:p>
+    <w:p>
+      <w:pPr>
+        <w:pStyle w:val="ListParagraph"/>
+        <w:numPr>
+          <w:ilvl w:val="0"/>
+          <w:numId w:val="3"/>
+        </w:numPr>
+        <w:spacing w:after="60"/>
+      </w:pPr>
+      <w:r>
+        <w:t xml:space="preserve">Every query runs in a transaction that is rolled back; where supported, the session is set read-only with a statement timeout.</w:t>
       </w:r>
     </w:p>
     <w:p>
@@ -1148,7 +1190,20 @@
         <w:spacing w:after="60"/>
       </w:pPr>
       <w:r>
-        <w:t xml:space="preserve">Value handling: dates/timestamps → ISO strings; numbers preserved (integers stay exact); long text truncated past ~4000 chars with a marker; binary/blob data summarized as a length + hex preview rather than dumped.</w:t>
+        <w:t xml:space="preserve">Value handling: dates/timestamps → ISO strings; numbers preserved (integers stay exact); long text truncated past ~4000 chars; binary/blob data summarized as a length + hex preview.</w:t>
+      </w:r>
+    </w:p>
+    <w:p>
+      <w:pPr>
+        <w:pStyle w:val="ListParagraph"/>
+        <w:numPr>
+          <w:ilvl w:val="0"/>
+          <w:numId w:val="2"/>
+        </w:numPr>
+        <w:spacing w:after="60"/>
+      </w:pPr>
+      <w:r>
+        <w:t xml:space="preserve">Database errors are returned as a single concise message, not a driver stack trace.</w:t>
       </w:r>
     </w:p>
     <w:p>
